--- a/print/edinburgh.docx
+++ b/print/edinburgh.docx
@@ -17,7 +17,7 @@
     </w:p>
     <w:p>
       <w:pPr>
-        <w:spacing w:before="0" w:after="20"/>
+        <w:spacing w:before="0" w:after="140"/>
       </w:pPr>
       <w:r>
         <w:rPr>
@@ -26,19 +26,6 @@
           <w:szCs w:val="18"/>
         </w:rPr>
         <w:t xml:space="preserve">2027 年 9 月入学　·　37 个专业　·　数据核对 2026-09　·　完整可搜索版 https://mtennnn.cn</w:t>
-      </w:r>
-    </w:p>
-    <w:p>
-      <w:pPr>
-        <w:spacing w:before="0" w:after="140"/>
-      </w:pPr>
-      <w:r>
-        <w:rPr>
-          <w:color w:val="555555"/>
-          <w:sz w:val="17"/>
-          <w:szCs w:val="17"/>
-        </w:rPr>
-        <w:t xml:space="preserve">横版 A4。双面打印请在打印设置里选「长边翻页」，否则背面会上下倒过来。</w:t>
       </w:r>
     </w:p>
     <w:p>

--- a/print/edinburgh.docx
+++ b/print/edinburgh.docx
@@ -17,7 +17,7 @@
     </w:p>
     <w:p>
       <w:pPr>
-        <w:spacing w:before="0" w:after="140"/>
+        <w:spacing w:before="0" w:after="20"/>
       </w:pPr>
       <w:r>
         <w:rPr>
@@ -25,7 +25,23 @@
           <w:sz w:val="18"/>
           <w:szCs w:val="18"/>
         </w:rPr>
-        <w:t xml:space="preserve">2027 年 9 月入学　·　37 个专业　·　数据核对 2026-09　·　完整可搜索版 https://mtennnn.cn</w:t>
+        <w:t xml:space="preserve">2027 年 9 月入学　·　收录 37 个专业　·　数据核对 2026-09　·　完整可搜索版 https://mtennnn.cn</w:t>
+      </w:r>
+    </w:p>
+    <w:p>
+      <w:pPr>
+        <w:pBdr>
+          <w:top w:val="single" w:sz="4" w:space="3" w:color="CCCCCC"/>
+        </w:pBdr>
+        <w:spacing w:before="0" w:after="140"/>
+      </w:pPr>
+      <w:r>
+        <w:rPr>
+          <w:color w:val="555555"/>
+          <w:sz w:val="15"/>
+          <w:szCs w:val="15"/>
+        </w:rPr>
+        <w:t xml:space="preserve">本册为选编：收录各校在 10 个热门学科方向（生化医药 / 物理 / 工程 / 经管金融 / 计算机数据 / 统计数学 / 教育 / 人文语言 / 社科法律 / 传媒）的本科课程，不是完整的本科专业目录；各校全部课程请以官网为准。</w:t>
       </w:r>
     </w:p>
     <w:p>
@@ -190,7 +206,7 @@
                 <w:sz w:val="15"/>
                 <w:szCs w:val="15"/>
               </w:rPr>
-              <w:t xml:space="preserve">爱丁堡 · 37 项　|　来源 mtennnn.cn　|　数据核对 2026-09</w:t>
+              <w:t xml:space="preserve">爱丁堡 · 收录 37 项　|　来源 mtennnn.cn　|　数据核对 2026-09</w:t>
             </w:r>
           </w:p>
         </w:tc>

--- a/print/edinburgh.docx
+++ b/print/edinburgh.docx
@@ -52,6 +52,7 @@
       <w:r>
         <w:rPr>
           <w:b/>
+          <w:color w:val="1E2D3D"/>
           <w:sz w:val="30"/>
           <w:szCs w:val="30"/>
         </w:rPr>
@@ -193,7 +194,7 @@
           <w:tcPr>
             <w:tcW w:w="15818" w:type="dxa"/>
             <w:gridSpan w:val="9"/>
-            <w:shd w:val="clear" w:color="auto" w:fill="F2F2F2"/>
+            <w:shd w:val="clear" w:color="auto" w:fill="EBECEE"/>
             <w:vAlign w:val="top"/>
           </w:tcPr>
           <w:p>
@@ -218,7 +219,7 @@
         <w:tc>
           <w:tcPr>
             <w:tcW w:w="3164" w:type="dxa"/>
-            <w:shd w:val="clear" w:color="auto" w:fill="E4E4E4"/>
+            <w:shd w:val="clear" w:color="auto" w:fill="D7D9DC"/>
             <w:vAlign w:val="top"/>
           </w:tcPr>
           <w:p>
@@ -238,7 +239,7 @@
         <w:tc>
           <w:tcPr>
             <w:tcW w:w="1265" w:type="dxa"/>
-            <w:shd w:val="clear" w:color="auto" w:fill="E4E4E4"/>
+            <w:shd w:val="clear" w:color="auto" w:fill="D7D9DC"/>
             <w:vAlign w:val="top"/>
           </w:tcPr>
           <w:p>
@@ -258,7 +259,7 @@
         <w:tc>
           <w:tcPr>
             <w:tcW w:w="1107" w:type="dxa"/>
-            <w:shd w:val="clear" w:color="auto" w:fill="E4E4E4"/>
+            <w:shd w:val="clear" w:color="auto" w:fill="D7D9DC"/>
             <w:vAlign w:val="top"/>
           </w:tcPr>
           <w:p>
@@ -278,7 +279,7 @@
         <w:tc>
           <w:tcPr>
             <w:tcW w:w="2373" w:type="dxa"/>
-            <w:shd w:val="clear" w:color="auto" w:fill="E4E4E4"/>
+            <w:shd w:val="clear" w:color="auto" w:fill="D7D9DC"/>
             <w:vAlign w:val="top"/>
           </w:tcPr>
           <w:p>
@@ -298,7 +299,7 @@
         <w:tc>
           <w:tcPr>
             <w:tcW w:w="949" w:type="dxa"/>
-            <w:shd w:val="clear" w:color="auto" w:fill="E4E4E4"/>
+            <w:shd w:val="clear" w:color="auto" w:fill="D7D9DC"/>
             <w:vAlign w:val="top"/>
           </w:tcPr>
           <w:p>
@@ -318,7 +319,7 @@
         <w:tc>
           <w:tcPr>
             <w:tcW w:w="1107" w:type="dxa"/>
-            <w:shd w:val="clear" w:color="auto" w:fill="E4E4E4"/>
+            <w:shd w:val="clear" w:color="auto" w:fill="D7D9DC"/>
             <w:vAlign w:val="top"/>
           </w:tcPr>
           <w:p>
@@ -338,7 +339,7 @@
         <w:tc>
           <w:tcPr>
             <w:tcW w:w="2215" w:type="dxa"/>
-            <w:shd w:val="clear" w:color="auto" w:fill="E4E4E4"/>
+            <w:shd w:val="clear" w:color="auto" w:fill="D7D9DC"/>
             <w:vAlign w:val="top"/>
           </w:tcPr>
           <w:p>
@@ -358,7 +359,7 @@
         <w:tc>
           <w:tcPr>
             <w:tcW w:w="1740" w:type="dxa"/>
-            <w:shd w:val="clear" w:color="auto" w:fill="E4E4E4"/>
+            <w:shd w:val="clear" w:color="auto" w:fill="D7D9DC"/>
             <w:vAlign w:val="top"/>
           </w:tcPr>
           <w:p>
@@ -378,7 +379,7 @@
         <w:tc>
           <w:tcPr>
             <w:tcW w:w="1898" w:type="dxa"/>
-            <w:shd w:val="clear" w:color="auto" w:fill="E4E4E4"/>
+            <w:shd w:val="clear" w:color="auto" w:fill="D7D9DC"/>
             <w:vAlign w:val="top"/>
           </w:tcPr>
           <w:p>
@@ -549,6 +550,17 @@
               </w:rPr>
               <w:t xml:space="preserve">TOEFL 92 / 4.5</w:t>
             </w:r>
+            <w:r>
+              <w:br/>
+            </w:r>
+            <w:r>
+              <w:rPr>
+                <w:color w:val="666666"/>
+                <w:sz w:val="13"/>
+                <w:szCs w:val="13"/>
+              </w:rPr>
+              <w:t xml:space="preserve">EFL C/4 · ESL C/4</w:t>
+            </w:r>
           </w:p>
         </w:tc>
         <w:tc>
@@ -742,6 +754,17 @@
               </w:rPr>
               <w:t xml:space="preserve">TOEFL 92 / 4.5</w:t>
             </w:r>
+            <w:r>
+              <w:br/>
+            </w:r>
+            <w:r>
+              <w:rPr>
+                <w:color w:val="666666"/>
+                <w:sz w:val="13"/>
+                <w:szCs w:val="13"/>
+              </w:rPr>
+              <w:t xml:space="preserve">EFL C/4 · ESL C/4</w:t>
+            </w:r>
           </w:p>
         </w:tc>
         <w:tc>
@@ -934,6 +957,17 @@
               </w:rPr>
               <w:t xml:space="preserve">TOEFL 92 / 4.5</w:t>
             </w:r>
+            <w:r>
+              <w:br/>
+            </w:r>
+            <w:r>
+              <w:rPr>
+                <w:color w:val="666666"/>
+                <w:sz w:val="13"/>
+                <w:szCs w:val="13"/>
+              </w:rPr>
+              <w:t xml:space="preserve">EFL C/4 · ESL C/4</w:t>
+            </w:r>
           </w:p>
         </w:tc>
         <w:tc>
@@ -1127,6 +1161,17 @@
               </w:rPr>
               <w:t xml:space="preserve">TOEFL 92 / 4.5</w:t>
             </w:r>
+            <w:r>
+              <w:br/>
+            </w:r>
+            <w:r>
+              <w:rPr>
+                <w:color w:val="666666"/>
+                <w:sz w:val="13"/>
+                <w:szCs w:val="13"/>
+              </w:rPr>
+              <w:t xml:space="preserve">EFL C/4 · ESL C/4</w:t>
+            </w:r>
           </w:p>
         </w:tc>
         <w:tc>
@@ -1320,6 +1365,17 @@
               </w:rPr>
               <w:t xml:space="preserve">TOEFL 92 / 4.5</w:t>
             </w:r>
+            <w:r>
+              <w:br/>
+            </w:r>
+            <w:r>
+              <w:rPr>
+                <w:color w:val="666666"/>
+                <w:sz w:val="13"/>
+                <w:szCs w:val="13"/>
+              </w:rPr>
+              <w:t xml:space="preserve">EFL C/4 · ESL C/4</w:t>
+            </w:r>
           </w:p>
         </w:tc>
         <w:tc>
@@ -1513,6 +1569,17 @@
               </w:rPr>
               <w:t xml:space="preserve">TOEFL 92 / 4.5</w:t>
             </w:r>
+            <w:r>
+              <w:br/>
+            </w:r>
+            <w:r>
+              <w:rPr>
+                <w:color w:val="666666"/>
+                <w:sz w:val="13"/>
+                <w:szCs w:val="13"/>
+              </w:rPr>
+              <w:t xml:space="preserve">EFL C/4 · ESL C/4</w:t>
+            </w:r>
           </w:p>
         </w:tc>
         <w:tc>
@@ -1706,6 +1773,17 @@
               </w:rPr>
               <w:t xml:space="preserve">TOEFL 92 / 4.5</w:t>
             </w:r>
+            <w:r>
+              <w:br/>
+            </w:r>
+            <w:r>
+              <w:rPr>
+                <w:color w:val="666666"/>
+                <w:sz w:val="13"/>
+                <w:szCs w:val="13"/>
+              </w:rPr>
+              <w:t xml:space="preserve">EFL C/4 · ESL C/4</w:t>
+            </w:r>
           </w:p>
         </w:tc>
         <w:tc>
@@ -1898,6 +1976,17 @@
               </w:rPr>
               <w:t xml:space="preserve">TOEFL 92 / 4.5</w:t>
             </w:r>
+            <w:r>
+              <w:br/>
+            </w:r>
+            <w:r>
+              <w:rPr>
+                <w:color w:val="666666"/>
+                <w:sz w:val="13"/>
+                <w:szCs w:val="13"/>
+              </w:rPr>
+              <w:t xml:space="preserve">EFL C/4 · ESL C/4</w:t>
+            </w:r>
           </w:p>
         </w:tc>
         <w:tc>
@@ -2090,6 +2179,17 @@
               </w:rPr>
               <w:t xml:space="preserve">TOEFL 100 / 5.0</w:t>
             </w:r>
+            <w:r>
+              <w:br/>
+            </w:r>
+            <w:r>
+              <w:rPr>
+                <w:color w:val="666666"/>
+                <w:sz w:val="13"/>
+                <w:szCs w:val="13"/>
+              </w:rPr>
+              <w:t xml:space="preserve">EFL C/4 · ESL C/4</w:t>
+            </w:r>
           </w:p>
         </w:tc>
         <w:tc>
@@ -2282,6 +2382,17 @@
               </w:rPr>
               <w:t xml:space="preserve">TOEFL 100 / 5.0</w:t>
             </w:r>
+            <w:r>
+              <w:br/>
+            </w:r>
+            <w:r>
+              <w:rPr>
+                <w:color w:val="666666"/>
+                <w:sz w:val="13"/>
+                <w:szCs w:val="13"/>
+              </w:rPr>
+              <w:t xml:space="preserve">EFL C/4 · ESL C/4</w:t>
+            </w:r>
           </w:p>
         </w:tc>
         <w:tc>
@@ -2475,6 +2586,17 @@
               </w:rPr>
               <w:t xml:space="preserve">TOEFL 92 / 4.5</w:t>
             </w:r>
+            <w:r>
+              <w:br/>
+            </w:r>
+            <w:r>
+              <w:rPr>
+                <w:color w:val="666666"/>
+                <w:sz w:val="13"/>
+                <w:szCs w:val="13"/>
+              </w:rPr>
+              <w:t xml:space="preserve">EFL C/4 · ESL C/4</w:t>
+            </w:r>
           </w:p>
         </w:tc>
         <w:tc>
@@ -2667,6 +2789,17 @@
               </w:rPr>
               <w:t xml:space="preserve">TOEFL 92 / 4.5</w:t>
             </w:r>
+            <w:r>
+              <w:br/>
+            </w:r>
+            <w:r>
+              <w:rPr>
+                <w:color w:val="666666"/>
+                <w:sz w:val="13"/>
+                <w:szCs w:val="13"/>
+              </w:rPr>
+              <w:t xml:space="preserve">EFL C/4 · ESL C/4</w:t>
+            </w:r>
           </w:p>
         </w:tc>
         <w:tc>
@@ -2860,6 +2993,17 @@
               </w:rPr>
               <w:t xml:space="preserve">TOEFL 92 / 4.5</w:t>
             </w:r>
+            <w:r>
+              <w:br/>
+            </w:r>
+            <w:r>
+              <w:rPr>
+                <w:color w:val="666666"/>
+                <w:sz w:val="13"/>
+                <w:szCs w:val="13"/>
+              </w:rPr>
+              <w:t xml:space="preserve">EFL C/4 · ESL 不接受</w:t>
+            </w:r>
           </w:p>
         </w:tc>
         <w:tc>
@@ -3052,6 +3196,17 @@
               </w:rPr>
               <w:t xml:space="preserve">TOEFL 92 / 4.5</w:t>
             </w:r>
+            <w:r>
+              <w:br/>
+            </w:r>
+            <w:r>
+              <w:rPr>
+                <w:color w:val="666666"/>
+                <w:sz w:val="13"/>
+                <w:szCs w:val="13"/>
+              </w:rPr>
+              <w:t xml:space="preserve">EFL C/4 · ESL 不接受</w:t>
+            </w:r>
           </w:p>
         </w:tc>
         <w:tc>
@@ -3244,6 +3399,17 @@
               </w:rPr>
               <w:t xml:space="preserve">TOEFL 92 / 4.5</w:t>
             </w:r>
+            <w:r>
+              <w:br/>
+            </w:r>
+            <w:r>
+              <w:rPr>
+                <w:color w:val="666666"/>
+                <w:sz w:val="13"/>
+                <w:szCs w:val="13"/>
+              </w:rPr>
+              <w:t xml:space="preserve">EFL C/4 · ESL 不接受</w:t>
+            </w:r>
           </w:p>
         </w:tc>
         <w:tc>
@@ -3436,6 +3602,17 @@
               </w:rPr>
               <w:t xml:space="preserve">TOEFL 92 / 4.5</w:t>
             </w:r>
+            <w:r>
+              <w:br/>
+            </w:r>
+            <w:r>
+              <w:rPr>
+                <w:color w:val="666666"/>
+                <w:sz w:val="13"/>
+                <w:szCs w:val="13"/>
+              </w:rPr>
+              <w:t xml:space="preserve">EFL C/4 · ESL 不接受</w:t>
+            </w:r>
           </w:p>
         </w:tc>
         <w:tc>
@@ -3628,6 +3805,17 @@
               </w:rPr>
               <w:t xml:space="preserve">TOEFL 92 / 4.5</w:t>
             </w:r>
+            <w:r>
+              <w:br/>
+            </w:r>
+            <w:r>
+              <w:rPr>
+                <w:color w:val="666666"/>
+                <w:sz w:val="13"/>
+                <w:szCs w:val="13"/>
+              </w:rPr>
+              <w:t xml:space="preserve">EFL A/7 · ESL 不接受</w:t>
+            </w:r>
           </w:p>
         </w:tc>
         <w:tc>
@@ -3820,6 +4008,17 @@
               </w:rPr>
               <w:t xml:space="preserve">TOEFL 92 / 4.5</w:t>
             </w:r>
+            <w:r>
+              <w:br/>
+            </w:r>
+            <w:r>
+              <w:rPr>
+                <w:color w:val="666666"/>
+                <w:sz w:val="13"/>
+                <w:szCs w:val="13"/>
+              </w:rPr>
+              <w:t xml:space="preserve">EFL C/4 · ESL 不接受</w:t>
+            </w:r>
           </w:p>
         </w:tc>
         <w:tc>
@@ -4012,6 +4211,17 @@
               </w:rPr>
               <w:t xml:space="preserve">TOEFL 92 / 4.5</w:t>
             </w:r>
+            <w:r>
+              <w:br/>
+            </w:r>
+            <w:r>
+              <w:rPr>
+                <w:color w:val="666666"/>
+                <w:sz w:val="13"/>
+                <w:szCs w:val="13"/>
+              </w:rPr>
+              <w:t xml:space="preserve">EFL C/4 · ESL 不接受</w:t>
+            </w:r>
           </w:p>
         </w:tc>
         <w:tc>
@@ -4204,6 +4414,17 @@
               </w:rPr>
               <w:t xml:space="preserve">TOEFL 92 / 4.5</w:t>
             </w:r>
+            <w:r>
+              <w:br/>
+            </w:r>
+            <w:r>
+              <w:rPr>
+                <w:color w:val="666666"/>
+                <w:sz w:val="13"/>
+                <w:szCs w:val="13"/>
+              </w:rPr>
+              <w:t xml:space="preserve">EFL C/4 · ESL 不接受</w:t>
+            </w:r>
           </w:p>
         </w:tc>
         <w:tc>
@@ -4396,6 +4617,17 @@
               </w:rPr>
               <w:t xml:space="preserve">TOEFL 92 / 4.5</w:t>
             </w:r>
+            <w:r>
+              <w:br/>
+            </w:r>
+            <w:r>
+              <w:rPr>
+                <w:color w:val="666666"/>
+                <w:sz w:val="13"/>
+                <w:szCs w:val="13"/>
+              </w:rPr>
+              <w:t xml:space="preserve">EFL C/4 · ESL 不接受</w:t>
+            </w:r>
           </w:p>
         </w:tc>
         <w:tc>
@@ -4588,6 +4820,17 @@
               </w:rPr>
               <w:t xml:space="preserve">TOEFL 92 / 4.5</w:t>
             </w:r>
+            <w:r>
+              <w:br/>
+            </w:r>
+            <w:r>
+              <w:rPr>
+                <w:color w:val="666666"/>
+                <w:sz w:val="13"/>
+                <w:szCs w:val="13"/>
+              </w:rPr>
+              <w:t xml:space="preserve">EFL C/4 · ESL 不接受</w:t>
+            </w:r>
           </w:p>
         </w:tc>
         <w:tc>
@@ -4780,6 +5023,17 @@
               </w:rPr>
               <w:t xml:space="preserve">TOEFL 92 / 4.5</w:t>
             </w:r>
+            <w:r>
+              <w:br/>
+            </w:r>
+            <w:r>
+              <w:rPr>
+                <w:color w:val="666666"/>
+                <w:sz w:val="13"/>
+                <w:szCs w:val="13"/>
+              </w:rPr>
+              <w:t xml:space="preserve">EFL C/4 · ESL 不接受</w:t>
+            </w:r>
           </w:p>
         </w:tc>
         <w:tc>
@@ -4972,6 +5226,17 @@
               </w:rPr>
               <w:t xml:space="preserve">TOEFL 92 / 4.5</w:t>
             </w:r>
+            <w:r>
+              <w:br/>
+            </w:r>
+            <w:r>
+              <w:rPr>
+                <w:color w:val="666666"/>
+                <w:sz w:val="13"/>
+                <w:szCs w:val="13"/>
+              </w:rPr>
+              <w:t xml:space="preserve">EFL C/4 · ESL 不接受</w:t>
+            </w:r>
           </w:p>
         </w:tc>
         <w:tc>
@@ -5164,6 +5429,17 @@
               </w:rPr>
               <w:t xml:space="preserve">TOEFL 92 / 4.5</w:t>
             </w:r>
+            <w:r>
+              <w:br/>
+            </w:r>
+            <w:r>
+              <w:rPr>
+                <w:color w:val="666666"/>
+                <w:sz w:val="13"/>
+                <w:szCs w:val="13"/>
+              </w:rPr>
+              <w:t xml:space="preserve">EFL C/4 · ESL 不接受</w:t>
+            </w:r>
           </w:p>
         </w:tc>
         <w:tc>
@@ -5356,6 +5632,17 @@
               </w:rPr>
               <w:t xml:space="preserve">TOEFL 92 / 4.5</w:t>
             </w:r>
+            <w:r>
+              <w:br/>
+            </w:r>
+            <w:r>
+              <w:rPr>
+                <w:color w:val="666666"/>
+                <w:sz w:val="13"/>
+                <w:szCs w:val="13"/>
+              </w:rPr>
+              <w:t xml:space="preserve">EFL C/4 · ESL 不接受</w:t>
+            </w:r>
           </w:p>
         </w:tc>
         <w:tc>
@@ -5548,6 +5835,17 @@
               </w:rPr>
               <w:t xml:space="preserve">TOEFL 92 / 4.5</w:t>
             </w:r>
+            <w:r>
+              <w:br/>
+            </w:r>
+            <w:r>
+              <w:rPr>
+                <w:color w:val="666666"/>
+                <w:sz w:val="13"/>
+                <w:szCs w:val="13"/>
+              </w:rPr>
+              <w:t xml:space="preserve">EFL C/4 · ESL 不接受</w:t>
+            </w:r>
           </w:p>
         </w:tc>
         <w:tc>
@@ -5740,6 +6038,17 @@
               </w:rPr>
               <w:t xml:space="preserve">TOEFL 92 / 4.5</w:t>
             </w:r>
+            <w:r>
+              <w:br/>
+            </w:r>
+            <w:r>
+              <w:rPr>
+                <w:color w:val="666666"/>
+                <w:sz w:val="13"/>
+                <w:szCs w:val="13"/>
+              </w:rPr>
+              <w:t xml:space="preserve">EFL C/4 · ESL 不接受</w:t>
+            </w:r>
           </w:p>
         </w:tc>
         <w:tc>
@@ -5932,6 +6241,17 @@
               </w:rPr>
               <w:t xml:space="preserve">TOEFL 92 / 4.5</w:t>
             </w:r>
+            <w:r>
+              <w:br/>
+            </w:r>
+            <w:r>
+              <w:rPr>
+                <w:color w:val="666666"/>
+                <w:sz w:val="13"/>
+                <w:szCs w:val="13"/>
+              </w:rPr>
+              <w:t xml:space="preserve">EFL C/4 · ESL 不接受</w:t>
+            </w:r>
           </w:p>
         </w:tc>
         <w:tc>
@@ -6124,6 +6444,17 @@
               </w:rPr>
               <w:t xml:space="preserve">TOEFL 92 / 4.5</w:t>
             </w:r>
+            <w:r>
+              <w:br/>
+            </w:r>
+            <w:r>
+              <w:rPr>
+                <w:color w:val="666666"/>
+                <w:sz w:val="13"/>
+                <w:szCs w:val="13"/>
+              </w:rPr>
+              <w:t xml:space="preserve">EFL C/4 · ESL 不接受</w:t>
+            </w:r>
           </w:p>
         </w:tc>
         <w:tc>
@@ -6316,6 +6647,17 @@
               </w:rPr>
               <w:t xml:space="preserve">TOEFL 92 / 4.5</w:t>
             </w:r>
+            <w:r>
+              <w:br/>
+            </w:r>
+            <w:r>
+              <w:rPr>
+                <w:color w:val="666666"/>
+                <w:sz w:val="13"/>
+                <w:szCs w:val="13"/>
+              </w:rPr>
+              <w:t xml:space="preserve">EFL C/4 · ESL 不接受</w:t>
+            </w:r>
           </w:p>
         </w:tc>
         <w:tc>
@@ -6508,6 +6850,17 @@
               </w:rPr>
               <w:t xml:space="preserve">TOEFL 92 / 4.5</w:t>
             </w:r>
+            <w:r>
+              <w:br/>
+            </w:r>
+            <w:r>
+              <w:rPr>
+                <w:color w:val="666666"/>
+                <w:sz w:val="13"/>
+                <w:szCs w:val="13"/>
+              </w:rPr>
+              <w:t xml:space="preserve">EFL C/4 · ESL 不接受</w:t>
+            </w:r>
           </w:p>
         </w:tc>
         <w:tc>
@@ -6701,6 +7054,17 @@
               </w:rPr>
               <w:t xml:space="preserve">TOEFL 92 / 4.5</w:t>
             </w:r>
+            <w:r>
+              <w:br/>
+            </w:r>
+            <w:r>
+              <w:rPr>
+                <w:color w:val="666666"/>
+                <w:sz w:val="13"/>
+                <w:szCs w:val="13"/>
+              </w:rPr>
+              <w:t xml:space="preserve">EFL C/4 · ESL 不接受</w:t>
+            </w:r>
           </w:p>
         </w:tc>
         <w:tc>
@@ -6893,6 +7257,17 @@
               </w:rPr>
               <w:t xml:space="preserve">TOEFL 92 / 4.5</w:t>
             </w:r>
+            <w:r>
+              <w:br/>
+            </w:r>
+            <w:r>
+              <w:rPr>
+                <w:color w:val="666666"/>
+                <w:sz w:val="13"/>
+                <w:szCs w:val="13"/>
+              </w:rPr>
+              <w:t xml:space="preserve">EFL C/4 · ESL 不接受</w:t>
+            </w:r>
           </w:p>
         </w:tc>
         <w:tc>
@@ -7086,6 +7461,17 @@
               </w:rPr>
               <w:t xml:space="preserve">TOEFL 92 / 4.5</w:t>
             </w:r>
+            <w:r>
+              <w:br/>
+            </w:r>
+            <w:r>
+              <w:rPr>
+                <w:color w:val="666666"/>
+                <w:sz w:val="13"/>
+                <w:szCs w:val="13"/>
+              </w:rPr>
+              <w:t xml:space="preserve">EFL C/4 · ESL 不接受</w:t>
+            </w:r>
           </w:p>
         </w:tc>
         <w:tc>
@@ -7278,6 +7664,17 @@
               </w:rPr>
               <w:t xml:space="preserve">TOEFL 92 / 4.5</w:t>
             </w:r>
+            <w:r>
+              <w:br/>
+            </w:r>
+            <w:r>
+              <w:rPr>
+                <w:color w:val="666666"/>
+                <w:sz w:val="13"/>
+                <w:szCs w:val="13"/>
+              </w:rPr>
+              <w:t xml:space="preserve">EFL C/4 · ESL 不接受</w:t>
+            </w:r>
           </w:p>
         </w:tc>
         <w:tc>
@@ -7470,6 +7867,17 @@
                 <w:szCs w:val="14"/>
               </w:rPr>
               <w:t xml:space="preserve">TOEFL 92 / 4.5</w:t>
+            </w:r>
+            <w:r>
+              <w:br/>
+            </w:r>
+            <w:r>
+              <w:rPr>
+                <w:color w:val="666666"/>
+                <w:sz w:val="13"/>
+                <w:szCs w:val="13"/>
+              </w:rPr>
+              <w:t xml:space="preserve">EFL C/4 · ESL 不接受</w:t>
             </w:r>
           </w:p>
         </w:tc>

--- a/print/edinburgh.docx
+++ b/print/edinburgh.docx
@@ -559,7 +559,7 @@
                 <w:sz w:val="13"/>
                 <w:szCs w:val="13"/>
               </w:rPr>
-              <w:t xml:space="preserve">EFL C/4 · ESL C/4</w:t>
+              <w:t xml:space="preserve">EFL C · ESL C</w:t>
             </w:r>
           </w:p>
         </w:tc>
@@ -763,7 +763,7 @@
                 <w:sz w:val="13"/>
                 <w:szCs w:val="13"/>
               </w:rPr>
-              <w:t xml:space="preserve">EFL C/4 · ESL C/4</w:t>
+              <w:t xml:space="preserve">EFL C · ESL C</w:t>
             </w:r>
           </w:p>
         </w:tc>
@@ -966,7 +966,7 @@
                 <w:sz w:val="13"/>
                 <w:szCs w:val="13"/>
               </w:rPr>
-              <w:t xml:space="preserve">EFL C/4 · ESL C/4</w:t>
+              <w:t xml:space="preserve">EFL C · ESL C</w:t>
             </w:r>
           </w:p>
         </w:tc>
@@ -1170,7 +1170,7 @@
                 <w:sz w:val="13"/>
                 <w:szCs w:val="13"/>
               </w:rPr>
-              <w:t xml:space="preserve">EFL C/4 · ESL C/4</w:t>
+              <w:t xml:space="preserve">EFL C · ESL C</w:t>
             </w:r>
           </w:p>
         </w:tc>
@@ -1374,7 +1374,7 @@
                 <w:sz w:val="13"/>
                 <w:szCs w:val="13"/>
               </w:rPr>
-              <w:t xml:space="preserve">EFL C/4 · ESL C/4</w:t>
+              <w:t xml:space="preserve">EFL C · ESL C</w:t>
             </w:r>
           </w:p>
         </w:tc>
@@ -1578,7 +1578,7 @@
                 <w:sz w:val="13"/>
                 <w:szCs w:val="13"/>
               </w:rPr>
-              <w:t xml:space="preserve">EFL C/4 · ESL C/4</w:t>
+              <w:t xml:space="preserve">EFL C · ESL C</w:t>
             </w:r>
           </w:p>
         </w:tc>
@@ -1782,7 +1782,7 @@
                 <w:sz w:val="13"/>
                 <w:szCs w:val="13"/>
               </w:rPr>
-              <w:t xml:space="preserve">EFL C/4 · ESL C/4</w:t>
+              <w:t xml:space="preserve">EFL C · ESL C</w:t>
             </w:r>
           </w:p>
         </w:tc>
@@ -1985,7 +1985,7 @@
                 <w:sz w:val="13"/>
                 <w:szCs w:val="13"/>
               </w:rPr>
-              <w:t xml:space="preserve">EFL C/4 · ESL C/4</w:t>
+              <w:t xml:space="preserve">EFL C · ESL C</w:t>
             </w:r>
           </w:p>
         </w:tc>
@@ -2188,7 +2188,7 @@
                 <w:sz w:val="13"/>
                 <w:szCs w:val="13"/>
               </w:rPr>
-              <w:t xml:space="preserve">EFL C/4 · ESL C/4</w:t>
+              <w:t xml:space="preserve">EFL C · ESL C</w:t>
             </w:r>
           </w:p>
         </w:tc>
@@ -2391,7 +2391,7 @@
                 <w:sz w:val="13"/>
                 <w:szCs w:val="13"/>
               </w:rPr>
-              <w:t xml:space="preserve">EFL C/4 · ESL C/4</w:t>
+              <w:t xml:space="preserve">EFL C · ESL C</w:t>
             </w:r>
           </w:p>
         </w:tc>
@@ -2595,7 +2595,7 @@
                 <w:sz w:val="13"/>
                 <w:szCs w:val="13"/>
               </w:rPr>
-              <w:t xml:space="preserve">EFL C/4 · ESL C/4</w:t>
+              <w:t xml:space="preserve">EFL C · ESL C</w:t>
             </w:r>
           </w:p>
         </w:tc>
@@ -2798,7 +2798,7 @@
                 <w:sz w:val="13"/>
                 <w:szCs w:val="13"/>
               </w:rPr>
-              <w:t xml:space="preserve">EFL C/4 · ESL C/4</w:t>
+              <w:t xml:space="preserve">EFL C · ESL C</w:t>
             </w:r>
           </w:p>
         </w:tc>
@@ -3002,7 +3002,7 @@
                 <w:sz w:val="13"/>
                 <w:szCs w:val="13"/>
               </w:rPr>
-              <w:t xml:space="preserve">EFL C/4 · ESL 不接受</w:t>
+              <w:t xml:space="preserve">EFL C · ESL C</w:t>
             </w:r>
           </w:p>
         </w:tc>
@@ -3205,7 +3205,7 @@
                 <w:sz w:val="13"/>
                 <w:szCs w:val="13"/>
               </w:rPr>
-              <w:t xml:space="preserve">EFL C/4 · ESL 不接受</w:t>
+              <w:t xml:space="preserve">EFL C · ESL C</w:t>
             </w:r>
           </w:p>
         </w:tc>
@@ -3408,7 +3408,7 @@
                 <w:sz w:val="13"/>
                 <w:szCs w:val="13"/>
               </w:rPr>
-              <w:t xml:space="preserve">EFL C/4 · ESL 不接受</w:t>
+              <w:t xml:space="preserve">EFL C · ESL C</w:t>
             </w:r>
           </w:p>
         </w:tc>
@@ -3611,7 +3611,7 @@
                 <w:sz w:val="13"/>
                 <w:szCs w:val="13"/>
               </w:rPr>
-              <w:t xml:space="preserve">EFL C/4 · ESL 不接受</w:t>
+              <w:t xml:space="preserve">EFL C · ESL C</w:t>
             </w:r>
           </w:p>
         </w:tc>
@@ -3814,7 +3814,7 @@
                 <w:sz w:val="13"/>
                 <w:szCs w:val="13"/>
               </w:rPr>
-              <w:t xml:space="preserve">EFL A/7 · ESL 不接受</w:t>
+              <w:t xml:space="preserve">EFL C · ESL C</w:t>
             </w:r>
           </w:p>
         </w:tc>
@@ -4017,7 +4017,7 @@
                 <w:sz w:val="13"/>
                 <w:szCs w:val="13"/>
               </w:rPr>
-              <w:t xml:space="preserve">EFL C/4 · ESL 不接受</w:t>
+              <w:t xml:space="preserve">EFL C · ESL C</w:t>
             </w:r>
           </w:p>
         </w:tc>
@@ -4220,7 +4220,7 @@
                 <w:sz w:val="13"/>
                 <w:szCs w:val="13"/>
               </w:rPr>
-              <w:t xml:space="preserve">EFL C/4 · ESL 不接受</w:t>
+              <w:t xml:space="preserve">EFL C · ESL C</w:t>
             </w:r>
           </w:p>
         </w:tc>
@@ -4423,7 +4423,7 @@
                 <w:sz w:val="13"/>
                 <w:szCs w:val="13"/>
               </w:rPr>
-              <w:t xml:space="preserve">EFL C/4 · ESL 不接受</w:t>
+              <w:t xml:space="preserve">EFL C · ESL C</w:t>
             </w:r>
           </w:p>
         </w:tc>
@@ -4626,7 +4626,7 @@
                 <w:sz w:val="13"/>
                 <w:szCs w:val="13"/>
               </w:rPr>
-              <w:t xml:space="preserve">EFL C/4 · ESL 不接受</w:t>
+              <w:t xml:space="preserve">EFL C · ESL C</w:t>
             </w:r>
           </w:p>
         </w:tc>
@@ -4829,7 +4829,7 @@
                 <w:sz w:val="13"/>
                 <w:szCs w:val="13"/>
               </w:rPr>
-              <w:t xml:space="preserve">EFL C/4 · ESL 不接受</w:t>
+              <w:t xml:space="preserve">EFL C · ESL C</w:t>
             </w:r>
           </w:p>
         </w:tc>
@@ -5032,7 +5032,7 @@
                 <w:sz w:val="13"/>
                 <w:szCs w:val="13"/>
               </w:rPr>
-              <w:t xml:space="preserve">EFL C/4 · ESL 不接受</w:t>
+              <w:t xml:space="preserve">EFL C · ESL C</w:t>
             </w:r>
           </w:p>
         </w:tc>
@@ -5235,7 +5235,7 @@
                 <w:sz w:val="13"/>
                 <w:szCs w:val="13"/>
               </w:rPr>
-              <w:t xml:space="preserve">EFL C/4 · ESL 不接受</w:t>
+              <w:t xml:space="preserve">EFL C · ESL C</w:t>
             </w:r>
           </w:p>
         </w:tc>
@@ -5438,7 +5438,7 @@
                 <w:sz w:val="13"/>
                 <w:szCs w:val="13"/>
               </w:rPr>
-              <w:t xml:space="preserve">EFL C/4 · ESL 不接受</w:t>
+              <w:t xml:space="preserve">EFL C · ESL C</w:t>
             </w:r>
           </w:p>
         </w:tc>
@@ -5641,7 +5641,7 @@
                 <w:sz w:val="13"/>
                 <w:szCs w:val="13"/>
               </w:rPr>
-              <w:t xml:space="preserve">EFL C/4 · ESL 不接受</w:t>
+              <w:t xml:space="preserve">EFL C · ESL C</w:t>
             </w:r>
           </w:p>
         </w:tc>
@@ -5844,7 +5844,7 @@
                 <w:sz w:val="13"/>
                 <w:szCs w:val="13"/>
               </w:rPr>
-              <w:t xml:space="preserve">EFL C/4 · ESL 不接受</w:t>
+              <w:t xml:space="preserve">EFL C · ESL C</w:t>
             </w:r>
           </w:p>
         </w:tc>
@@ -6047,7 +6047,7 @@
                 <w:sz w:val="13"/>
                 <w:szCs w:val="13"/>
               </w:rPr>
-              <w:t xml:space="preserve">EFL C/4 · ESL 不接受</w:t>
+              <w:t xml:space="preserve">EFL C · ESL C</w:t>
             </w:r>
           </w:p>
         </w:tc>
@@ -6250,7 +6250,7 @@
                 <w:sz w:val="13"/>
                 <w:szCs w:val="13"/>
               </w:rPr>
-              <w:t xml:space="preserve">EFL C/4 · ESL 不接受</w:t>
+              <w:t xml:space="preserve">EFL C · ESL C</w:t>
             </w:r>
           </w:p>
         </w:tc>
@@ -6453,7 +6453,7 @@
                 <w:sz w:val="13"/>
                 <w:szCs w:val="13"/>
               </w:rPr>
-              <w:t xml:space="preserve">EFL C/4 · ESL 不接受</w:t>
+              <w:t xml:space="preserve">EFL C · ESL C</w:t>
             </w:r>
           </w:p>
         </w:tc>
@@ -6656,7 +6656,7 @@
                 <w:sz w:val="13"/>
                 <w:szCs w:val="13"/>
               </w:rPr>
-              <w:t xml:space="preserve">EFL C/4 · ESL 不接受</w:t>
+              <w:t xml:space="preserve">EFL C · ESL C</w:t>
             </w:r>
           </w:p>
         </w:tc>
@@ -6859,7 +6859,7 @@
                 <w:sz w:val="13"/>
                 <w:szCs w:val="13"/>
               </w:rPr>
-              <w:t xml:space="preserve">EFL C/4 · ESL 不接受</w:t>
+              <w:t xml:space="preserve">EFL C · ESL C</w:t>
             </w:r>
           </w:p>
         </w:tc>
@@ -7063,7 +7063,7 @@
                 <w:sz w:val="13"/>
                 <w:szCs w:val="13"/>
               </w:rPr>
-              <w:t xml:space="preserve">EFL C/4 · ESL 不接受</w:t>
+              <w:t xml:space="preserve">EFL C · ESL C</w:t>
             </w:r>
           </w:p>
         </w:tc>
@@ -7266,7 +7266,7 @@
                 <w:sz w:val="13"/>
                 <w:szCs w:val="13"/>
               </w:rPr>
-              <w:t xml:space="preserve">EFL C/4 · ESL 不接受</w:t>
+              <w:t xml:space="preserve">EFL C · ESL C</w:t>
             </w:r>
           </w:p>
         </w:tc>
@@ -7470,7 +7470,7 @@
                 <w:sz w:val="13"/>
                 <w:szCs w:val="13"/>
               </w:rPr>
-              <w:t xml:space="preserve">EFL C/4 · ESL 不接受</w:t>
+              <w:t xml:space="preserve">EFL C · ESL C</w:t>
             </w:r>
           </w:p>
         </w:tc>
@@ -7673,7 +7673,7 @@
                 <w:sz w:val="13"/>
                 <w:szCs w:val="13"/>
               </w:rPr>
-              <w:t xml:space="preserve">EFL C/4 · ESL 不接受</w:t>
+              <w:t xml:space="preserve">EFL C · ESL C</w:t>
             </w:r>
           </w:p>
         </w:tc>
@@ -7877,7 +7877,7 @@
                 <w:sz w:val="13"/>
                 <w:szCs w:val="13"/>
               </w:rPr>
-              <w:t xml:space="preserve">EFL C/4 · ESL 不接受</w:t>
+              <w:t xml:space="preserve">EFL C · ESL C</w:t>
             </w:r>
           </w:p>
         </w:tc>
